--- a/Use_cases_GIA/Use_cases_4_6_11_v0.3.docx
+++ b/Use_cases_GIA/Use_cases_4_6_11_v0.3.docx
@@ -369,7 +369,7 @@
           <w:sz w:val="24"/>
           <w:szCs w:val="24"/>
         </w:rPr>
-        <w:t xml:space="preserve"> τον χρήστη και εμφανίζει την Ανανεωμένη Οθόνη Αγγαρειών.</w:t>
+        <w:t xml:space="preserve"> τον χρήστη και εμφανίζει την Οθόνη Αγγαρειών.</w:t>
       </w:r>
     </w:p>
     <w:p>
@@ -426,7 +426,7 @@
           <w:sz w:val="24"/>
           <w:szCs w:val="24"/>
         </w:rPr>
-        <w:t>Ανανεωμένη Οθόνη Αγγαρειών</w:t>
+        <w:t>Οθόνη Αγγαρειών</w:t>
       </w:r>
       <w:r>
         <w:rPr>
@@ -624,7 +624,7 @@
           <w:sz w:val="24"/>
           <w:szCs w:val="24"/>
         </w:rPr>
-        <w:t>Ανανεωμένη Οθόνη Αγγαρειών</w:t>
+        <w:t>Οθόνη Αγγαρειών</w:t>
       </w:r>
       <w:r>
         <w:rPr>
@@ -806,7 +806,7 @@
           <w:sz w:val="24"/>
           <w:szCs w:val="24"/>
         </w:rPr>
-        <w:t xml:space="preserve">” και προβάλλει την Ανανεωμένη Οθόνη Αγγαρειών </w:t>
+        <w:t xml:space="preserve">” και προβάλλει την Οθόνη Αγγαρειών </w:t>
       </w:r>
       <w:r>
         <w:rPr>
@@ -1059,7 +1059,6 @@
           <w:rFonts w:ascii="Bahnschrift Light" w:hAnsi="Bahnschrift Light"/>
           <w:sz w:val="24"/>
           <w:szCs w:val="24"/>
-          <w:highlight w:val="red"/>
         </w:rPr>
         <w:t xml:space="preserve">βήμα </w:t>
       </w:r>
@@ -1068,7 +1067,6 @@
           <w:rFonts w:ascii="Bahnschrift Light" w:hAnsi="Bahnschrift Light"/>
           <w:sz w:val="24"/>
           <w:szCs w:val="24"/>
-          <w:highlight w:val="red"/>
         </w:rPr>
         <w:t>2</w:t>
       </w:r>
@@ -1078,7 +1076,23 @@
           <w:sz w:val="24"/>
           <w:szCs w:val="24"/>
         </w:rPr>
-        <w:t xml:space="preserve"> της βασικής </w:t>
+        <w:t xml:space="preserve"> της </w:t>
+      </w:r>
+      <w:r>
+        <w:rPr>
+          <w:rFonts w:ascii="Bahnschrift Light" w:hAnsi="Bahnschrift Light"/>
+          <w:sz w:val="24"/>
+          <w:szCs w:val="24"/>
+        </w:rPr>
+        <w:t>βασικ</w:t>
+      </w:r>
+      <w:r>
+        <w:rPr>
+          <w:rFonts w:ascii="Bahnschrift Light" w:hAnsi="Bahnschrift Light"/>
+          <w:sz w:val="24"/>
+          <w:szCs w:val="24"/>
+        </w:rPr>
+        <w:t xml:space="preserve">ής </w:t>
       </w:r>
       <w:r>
         <w:rPr>
@@ -1088,720 +1102,6 @@
         </w:rPr>
         <w:tab/>
         <w:t>ροής.</w:t>
-      </w:r>
-    </w:p>
-    <w:p>
-      <w:pPr>
-        <w:jc w:val="both"/>
-        <w:rPr>
-          <w:rFonts w:ascii="Bahnschrift Light" w:hAnsi="Bahnschrift Light"/>
-          <w:strike/>
-          <w:sz w:val="24"/>
-          <w:szCs w:val="24"/>
-          <w:highlight w:val="red"/>
-          <w:u w:val="single"/>
-        </w:rPr>
-      </w:pPr>
-      <w:r>
-        <w:rPr>
-          <w:rFonts w:ascii="Bahnschrift Light" w:hAnsi="Bahnschrift Light"/>
-          <w:strike/>
-          <w:sz w:val="24"/>
-          <w:szCs w:val="24"/>
-          <w:highlight w:val="red"/>
-          <w:u w:val="single"/>
-        </w:rPr>
-        <w:t>Εναλλακτική Ροή 2:</w:t>
-      </w:r>
-    </w:p>
-    <w:p>
-      <w:pPr>
-        <w:pStyle w:val="a6"/>
-        <w:numPr>
-          <w:ilvl w:val="0"/>
-          <w:numId w:val="2"/>
-        </w:numPr>
-        <w:spacing w:line="278" w:lineRule="auto"/>
-        <w:jc w:val="both"/>
-        <w:rPr>
-          <w:rFonts w:ascii="Bahnschrift Light" w:hAnsi="Bahnschrift Light"/>
-          <w:strike/>
-          <w:sz w:val="24"/>
-          <w:szCs w:val="24"/>
-          <w:highlight w:val="red"/>
-        </w:rPr>
-      </w:pPr>
-      <w:r>
-        <w:rPr>
-          <w:rFonts w:ascii="Bahnschrift Light" w:hAnsi="Bahnschrift Light"/>
-          <w:strike/>
-          <w:sz w:val="24"/>
-          <w:szCs w:val="24"/>
-          <w:highlight w:val="red"/>
-        </w:rPr>
-        <w:t>Ο χρήστης</w:t>
-      </w:r>
-      <w:r>
-        <w:rPr>
-          <w:rFonts w:ascii="Bahnschrift Light" w:hAnsi="Bahnschrift Light"/>
-          <w:strike/>
-          <w:sz w:val="24"/>
-          <w:szCs w:val="24"/>
-          <w:highlight w:val="red"/>
-        </w:rPr>
-        <w:t xml:space="preserve"> επιλέγει</w:t>
-      </w:r>
-      <w:r>
-        <w:rPr>
-          <w:rFonts w:ascii="Bahnschrift Light" w:hAnsi="Bahnschrift Light"/>
-          <w:strike/>
-          <w:sz w:val="24"/>
-          <w:szCs w:val="24"/>
-          <w:highlight w:val="red"/>
-        </w:rPr>
-        <w:t xml:space="preserve"> “</w:t>
-      </w:r>
-      <w:r>
-        <w:rPr>
-          <w:rFonts w:ascii="Bahnschrift Light" w:hAnsi="Bahnschrift Light"/>
-          <w:strike/>
-          <w:sz w:val="24"/>
-          <w:szCs w:val="24"/>
-          <w:highlight w:val="red"/>
-        </w:rPr>
-        <w:t>Αλλαγή</w:t>
-      </w:r>
-      <w:r>
-        <w:rPr>
-          <w:rFonts w:ascii="Bahnschrift Light" w:hAnsi="Bahnschrift Light"/>
-          <w:strike/>
-          <w:sz w:val="24"/>
-          <w:szCs w:val="24"/>
-          <w:highlight w:val="red"/>
-        </w:rPr>
-        <w:t>”</w:t>
-      </w:r>
-      <w:r>
-        <w:rPr>
-          <w:rFonts w:ascii="Bahnschrift Light" w:hAnsi="Bahnschrift Light"/>
-          <w:strike/>
-          <w:sz w:val="24"/>
-          <w:szCs w:val="24"/>
-          <w:highlight w:val="red"/>
-        </w:rPr>
-        <w:t xml:space="preserve"> από την </w:t>
-      </w:r>
-      <w:r>
-        <w:rPr>
-          <w:rFonts w:ascii="Bahnschrift Light" w:hAnsi="Bahnschrift Light"/>
-          <w:strike/>
-          <w:sz w:val="24"/>
-          <w:szCs w:val="24"/>
-          <w:highlight w:val="red"/>
-        </w:rPr>
-        <w:t xml:space="preserve">Ανανεωμένη </w:t>
-      </w:r>
-      <w:r>
-        <w:rPr>
-          <w:rFonts w:ascii="Bahnschrift Light" w:hAnsi="Bahnschrift Light"/>
-          <w:strike/>
-          <w:sz w:val="24"/>
-          <w:szCs w:val="24"/>
-          <w:highlight w:val="red"/>
-        </w:rPr>
-        <w:t>Οθόνη Αγγαρειών.</w:t>
-      </w:r>
-    </w:p>
-    <w:p>
-      <w:pPr>
-        <w:pStyle w:val="a6"/>
-        <w:numPr>
-          <w:ilvl w:val="0"/>
-          <w:numId w:val="2"/>
-        </w:numPr>
-        <w:spacing w:line="278" w:lineRule="auto"/>
-        <w:jc w:val="both"/>
-        <w:rPr>
-          <w:rFonts w:ascii="Bahnschrift Light" w:hAnsi="Bahnschrift Light"/>
-          <w:strike/>
-          <w:sz w:val="24"/>
-          <w:szCs w:val="24"/>
-          <w:highlight w:val="red"/>
-        </w:rPr>
-      </w:pPr>
-      <w:r>
-        <w:rPr>
-          <w:rFonts w:ascii="Bahnschrift Light" w:hAnsi="Bahnschrift Light"/>
-          <w:strike/>
-          <w:sz w:val="24"/>
-          <w:szCs w:val="24"/>
-          <w:highlight w:val="red"/>
-        </w:rPr>
-        <w:t xml:space="preserve">Το σύστημα αναζητά εθελοντή μεταξύ των υπολοίπων μελών </w:t>
-      </w:r>
-      <w:r>
-        <w:rPr>
-          <w:rFonts w:ascii="Bahnschrift Light" w:hAnsi="Bahnschrift Light"/>
-          <w:strike/>
-          <w:sz w:val="24"/>
-          <w:szCs w:val="24"/>
-          <w:highlight w:val="red"/>
-        </w:rPr>
-        <w:tab/>
-        <w:t xml:space="preserve">και </w:t>
-      </w:r>
-      <w:r>
-        <w:rPr>
-          <w:rFonts w:ascii="Bahnschrift Light" w:hAnsi="Bahnschrift Light"/>
-          <w:strike/>
-          <w:sz w:val="24"/>
-          <w:szCs w:val="24"/>
-          <w:highlight w:val="red"/>
-        </w:rPr>
-        <w:tab/>
-      </w:r>
-      <w:r>
-        <w:rPr>
-          <w:rFonts w:ascii="Bahnschrift Light" w:hAnsi="Bahnschrift Light"/>
-          <w:strike/>
-          <w:sz w:val="24"/>
-          <w:szCs w:val="24"/>
-          <w:highlight w:val="red"/>
-        </w:rPr>
-        <w:t>ειδοποιεί.</w:t>
-      </w:r>
-    </w:p>
-    <w:p>
-      <w:pPr>
-        <w:pStyle w:val="a6"/>
-        <w:numPr>
-          <w:ilvl w:val="0"/>
-          <w:numId w:val="2"/>
-        </w:numPr>
-        <w:spacing w:line="278" w:lineRule="auto"/>
-        <w:jc w:val="both"/>
-        <w:rPr>
-          <w:rFonts w:ascii="Bahnschrift Light" w:hAnsi="Bahnschrift Light"/>
-          <w:strike/>
-          <w:sz w:val="24"/>
-          <w:szCs w:val="24"/>
-          <w:highlight w:val="red"/>
-        </w:rPr>
-      </w:pPr>
-      <w:r>
-        <w:rPr>
-          <w:rFonts w:ascii="Bahnschrift Light" w:hAnsi="Bahnschrift Light"/>
-          <w:strike/>
-          <w:sz w:val="24"/>
-          <w:szCs w:val="24"/>
-          <w:highlight w:val="red"/>
-        </w:rPr>
-        <w:t xml:space="preserve">Ο χρήστης </w:t>
-      </w:r>
-      <w:r>
-        <w:rPr>
-          <w:rFonts w:ascii="Bahnschrift Light" w:hAnsi="Bahnschrift Light"/>
-          <w:strike/>
-          <w:sz w:val="24"/>
-          <w:szCs w:val="24"/>
-          <w:highlight w:val="red"/>
-        </w:rPr>
-        <w:t>επιβεβαιώνει την ανταλλαγή</w:t>
-      </w:r>
-      <w:r>
-        <w:rPr>
-          <w:rFonts w:ascii="Bahnschrift Light" w:hAnsi="Bahnschrift Light"/>
-          <w:strike/>
-          <w:sz w:val="24"/>
-          <w:szCs w:val="24"/>
-          <w:highlight w:val="red"/>
-        </w:rPr>
-        <w:t>, πατώντας</w:t>
-      </w:r>
-      <w:r>
-        <w:rPr>
-          <w:rFonts w:ascii="Bahnschrift Light" w:hAnsi="Bahnschrift Light"/>
-          <w:strike/>
-          <w:sz w:val="24"/>
-          <w:szCs w:val="24"/>
-          <w:highlight w:val="red"/>
-        </w:rPr>
-        <w:t xml:space="preserve"> “Confirm” σε μια άλλη διαθέσιμη εργασία</w:t>
-      </w:r>
-      <w:r>
-        <w:rPr>
-          <w:rFonts w:ascii="Bahnschrift Light" w:hAnsi="Bahnschrift Light"/>
-          <w:strike/>
-          <w:sz w:val="24"/>
-          <w:szCs w:val="24"/>
-          <w:highlight w:val="red"/>
-        </w:rPr>
-        <w:t>.</w:t>
-      </w:r>
-    </w:p>
-    <w:p>
-      <w:pPr>
-        <w:pStyle w:val="a6"/>
-        <w:numPr>
-          <w:ilvl w:val="0"/>
-          <w:numId w:val="2"/>
-        </w:numPr>
-        <w:spacing w:line="278" w:lineRule="auto"/>
-        <w:jc w:val="both"/>
-        <w:rPr>
-          <w:rFonts w:ascii="Bahnschrift Light" w:hAnsi="Bahnschrift Light"/>
-          <w:strike/>
-          <w:sz w:val="24"/>
-          <w:szCs w:val="24"/>
-          <w:highlight w:val="red"/>
-        </w:rPr>
-      </w:pPr>
-      <w:r>
-        <w:rPr>
-          <w:rFonts w:ascii="Bahnschrift Light" w:hAnsi="Bahnschrift Light"/>
-          <w:strike/>
-          <w:sz w:val="24"/>
-          <w:szCs w:val="24"/>
-          <w:highlight w:val="red"/>
-        </w:rPr>
-        <w:t xml:space="preserve">Η περίπτωση χρήσης </w:t>
-      </w:r>
-      <w:r>
-        <w:rPr>
-          <w:rFonts w:ascii="Bahnschrift Light" w:hAnsi="Bahnschrift Light"/>
-          <w:strike/>
-          <w:sz w:val="24"/>
-          <w:szCs w:val="24"/>
-          <w:highlight w:val="red"/>
-        </w:rPr>
-        <w:t xml:space="preserve">συνεχίζει </w:t>
-      </w:r>
-      <w:r>
-        <w:rPr>
-          <w:rFonts w:ascii="Bahnschrift Light" w:hAnsi="Bahnschrift Light"/>
-          <w:strike/>
-          <w:sz w:val="24"/>
-          <w:szCs w:val="24"/>
-          <w:highlight w:val="red"/>
-        </w:rPr>
-        <w:t xml:space="preserve">από το βήμα </w:t>
-      </w:r>
-      <w:r>
-        <w:rPr>
-          <w:rFonts w:ascii="Bahnschrift Light" w:hAnsi="Bahnschrift Light"/>
-          <w:strike/>
-          <w:sz w:val="24"/>
-          <w:szCs w:val="24"/>
-          <w:highlight w:val="red"/>
-        </w:rPr>
-        <w:t>5</w:t>
-      </w:r>
-      <w:r>
-        <w:rPr>
-          <w:rFonts w:ascii="Bahnschrift Light" w:hAnsi="Bahnschrift Light"/>
-          <w:strike/>
-          <w:sz w:val="24"/>
-          <w:szCs w:val="24"/>
-          <w:highlight w:val="red"/>
-        </w:rPr>
-        <w:t xml:space="preserve"> της βασικής </w:t>
-      </w:r>
-      <w:r>
-        <w:rPr>
-          <w:rFonts w:ascii="Bahnschrift Light" w:hAnsi="Bahnschrift Light"/>
-          <w:strike/>
-          <w:sz w:val="24"/>
-          <w:szCs w:val="24"/>
-          <w:highlight w:val="red"/>
-        </w:rPr>
-        <w:tab/>
-        <w:t xml:space="preserve">ροής </w:t>
-      </w:r>
-      <w:r>
-        <w:rPr>
-          <w:rFonts w:ascii="Bahnschrift Light" w:hAnsi="Bahnschrift Light"/>
-          <w:strike/>
-          <w:sz w:val="24"/>
-          <w:szCs w:val="24"/>
-          <w:highlight w:val="red"/>
-        </w:rPr>
-        <w:tab/>
-        <w:t>για τον νέο υπεύθυνο.</w:t>
-      </w:r>
-    </w:p>
-    <w:p>
-      <w:pPr>
-        <w:jc w:val="both"/>
-        <w:rPr>
-          <w:rFonts w:ascii="Bahnschrift Light" w:hAnsi="Bahnschrift Light"/>
-          <w:strike/>
-          <w:sz w:val="24"/>
-          <w:szCs w:val="24"/>
-          <w:highlight w:val="red"/>
-          <w:u w:val="single"/>
-        </w:rPr>
-      </w:pPr>
-      <w:r>
-        <w:rPr>
-          <w:rFonts w:ascii="Bahnschrift Light" w:hAnsi="Bahnschrift Light"/>
-          <w:strike/>
-          <w:sz w:val="24"/>
-          <w:szCs w:val="24"/>
-          <w:highlight w:val="red"/>
-          <w:u w:val="single"/>
-        </w:rPr>
-        <w:lastRenderedPageBreak/>
-        <w:t>Εναλλακτική Ροή 2.1:</w:t>
-      </w:r>
-    </w:p>
-    <w:p>
-      <w:pPr>
-        <w:pStyle w:val="a6"/>
-        <w:numPr>
-          <w:ilvl w:val="0"/>
-          <w:numId w:val="3"/>
-        </w:numPr>
-        <w:spacing w:line="278" w:lineRule="auto"/>
-        <w:jc w:val="both"/>
-        <w:rPr>
-          <w:rFonts w:ascii="Bahnschrift Light" w:hAnsi="Bahnschrift Light"/>
-          <w:strike/>
-          <w:sz w:val="24"/>
-          <w:szCs w:val="24"/>
-          <w:highlight w:val="red"/>
-        </w:rPr>
-      </w:pPr>
-      <w:r>
-        <w:rPr>
-          <w:rFonts w:ascii="Bahnschrift Light" w:hAnsi="Bahnschrift Light"/>
-          <w:strike/>
-          <w:sz w:val="24"/>
-          <w:szCs w:val="24"/>
-          <w:highlight w:val="red"/>
-        </w:rPr>
-        <w:t>Το σύστημα</w:t>
-      </w:r>
-      <w:r>
-        <w:rPr>
-          <w:rFonts w:ascii="Bahnschrift Light" w:hAnsi="Bahnschrift Light"/>
-          <w:strike/>
-          <w:sz w:val="24"/>
-          <w:szCs w:val="24"/>
-          <w:highlight w:val="red"/>
-        </w:rPr>
-        <w:t xml:space="preserve"> δε βρίσκει διαθέσιμες για ανταλλαγή εργασίες.</w:t>
-      </w:r>
-    </w:p>
-    <w:p>
-      <w:pPr>
-        <w:pStyle w:val="a6"/>
-        <w:numPr>
-          <w:ilvl w:val="0"/>
-          <w:numId w:val="3"/>
-        </w:numPr>
-        <w:spacing w:line="278" w:lineRule="auto"/>
-        <w:jc w:val="both"/>
-        <w:rPr>
-          <w:rFonts w:ascii="Bahnschrift Light" w:hAnsi="Bahnschrift Light"/>
-          <w:strike/>
-          <w:sz w:val="24"/>
-          <w:szCs w:val="24"/>
-          <w:highlight w:val="red"/>
-        </w:rPr>
-      </w:pPr>
-      <w:r>
-        <w:rPr>
-          <w:rFonts w:ascii="Bahnschrift Light" w:hAnsi="Bahnschrift Light"/>
-          <w:strike/>
-          <w:sz w:val="24"/>
-          <w:szCs w:val="24"/>
-          <w:highlight w:val="red"/>
-        </w:rPr>
-        <w:t xml:space="preserve">Η περίπτωση χρήσης </w:t>
-      </w:r>
-      <w:r>
-        <w:rPr>
-          <w:rFonts w:ascii="Bahnschrift Light" w:hAnsi="Bahnschrift Light"/>
-          <w:strike/>
-          <w:sz w:val="24"/>
-          <w:szCs w:val="24"/>
-          <w:highlight w:val="red"/>
-        </w:rPr>
-        <w:t xml:space="preserve">συνεχίζει </w:t>
-      </w:r>
-      <w:r>
-        <w:rPr>
-          <w:rFonts w:ascii="Bahnschrift Light" w:hAnsi="Bahnschrift Light"/>
-          <w:strike/>
-          <w:sz w:val="24"/>
-          <w:szCs w:val="24"/>
-          <w:highlight w:val="red"/>
-        </w:rPr>
-        <w:t xml:space="preserve">στο βήμα </w:t>
-      </w:r>
-      <w:r>
-        <w:rPr>
-          <w:rFonts w:ascii="Bahnschrift Light" w:hAnsi="Bahnschrift Light"/>
-          <w:strike/>
-          <w:sz w:val="24"/>
-          <w:szCs w:val="24"/>
-          <w:highlight w:val="red"/>
-        </w:rPr>
-        <w:t>5</w:t>
-      </w:r>
-      <w:r>
-        <w:rPr>
-          <w:rFonts w:ascii="Bahnschrift Light" w:hAnsi="Bahnschrift Light"/>
-          <w:strike/>
-          <w:sz w:val="24"/>
-          <w:szCs w:val="24"/>
-          <w:highlight w:val="red"/>
-        </w:rPr>
-        <w:t xml:space="preserve"> της βασικής </w:t>
-      </w:r>
-      <w:r>
-        <w:rPr>
-          <w:rFonts w:ascii="Bahnschrift Light" w:hAnsi="Bahnschrift Light"/>
-          <w:strike/>
-          <w:sz w:val="24"/>
-          <w:szCs w:val="24"/>
-          <w:highlight w:val="red"/>
-        </w:rPr>
-        <w:tab/>
-      </w:r>
-      <w:r>
-        <w:rPr>
-          <w:rFonts w:ascii="Bahnschrift Light" w:hAnsi="Bahnschrift Light"/>
-          <w:strike/>
-          <w:sz w:val="24"/>
-          <w:szCs w:val="24"/>
-          <w:highlight w:val="red"/>
-        </w:rPr>
-        <w:tab/>
-      </w:r>
-      <w:r>
-        <w:rPr>
-          <w:rFonts w:ascii="Bahnschrift Light" w:hAnsi="Bahnschrift Light"/>
-          <w:strike/>
-          <w:sz w:val="24"/>
-          <w:szCs w:val="24"/>
-          <w:highlight w:val="red"/>
-        </w:rPr>
-        <w:tab/>
-        <w:t>ροής.</w:t>
-      </w:r>
-    </w:p>
-    <w:p>
-      <w:pPr>
-        <w:jc w:val="both"/>
-        <w:rPr>
-          <w:rFonts w:ascii="Bahnschrift Light" w:hAnsi="Bahnschrift Light"/>
-          <w:strike/>
-          <w:sz w:val="24"/>
-          <w:szCs w:val="24"/>
-          <w:highlight w:val="red"/>
-          <w:u w:val="single"/>
-        </w:rPr>
-      </w:pPr>
-      <w:r>
-        <w:rPr>
-          <w:rFonts w:ascii="Bahnschrift Light" w:hAnsi="Bahnschrift Light"/>
-          <w:strike/>
-          <w:sz w:val="24"/>
-          <w:szCs w:val="24"/>
-          <w:highlight w:val="red"/>
-          <w:u w:val="single"/>
-        </w:rPr>
-        <w:t>Εναλλακτική Ροή 2.2:</w:t>
-      </w:r>
-    </w:p>
-    <w:p>
-      <w:pPr>
-        <w:pStyle w:val="a6"/>
-        <w:numPr>
-          <w:ilvl w:val="0"/>
-          <w:numId w:val="11"/>
-        </w:numPr>
-        <w:spacing w:line="278" w:lineRule="auto"/>
-        <w:jc w:val="both"/>
-        <w:rPr>
-          <w:rFonts w:ascii="Bahnschrift Light" w:hAnsi="Bahnschrift Light"/>
-          <w:strike/>
-          <w:sz w:val="24"/>
-          <w:szCs w:val="24"/>
-          <w:highlight w:val="red"/>
-        </w:rPr>
-      </w:pPr>
-      <w:r>
-        <w:rPr>
-          <w:rFonts w:ascii="Bahnschrift Light" w:hAnsi="Bahnschrift Light"/>
-          <w:strike/>
-          <w:sz w:val="24"/>
-          <w:szCs w:val="24"/>
-          <w:highlight w:val="red"/>
-        </w:rPr>
-        <w:t xml:space="preserve">Ο χρήστης </w:t>
-      </w:r>
-      <w:r>
-        <w:rPr>
-          <w:rFonts w:ascii="Bahnschrift Light" w:hAnsi="Bahnschrift Light"/>
-          <w:strike/>
-          <w:sz w:val="24"/>
-          <w:szCs w:val="24"/>
-          <w:highlight w:val="red"/>
-        </w:rPr>
-        <w:t xml:space="preserve">δεν επιβεβαιώνει και </w:t>
-      </w:r>
-      <w:r>
-        <w:rPr>
-          <w:rFonts w:ascii="Bahnschrift Light" w:hAnsi="Bahnschrift Light"/>
-          <w:strike/>
-          <w:sz w:val="24"/>
-          <w:szCs w:val="24"/>
-          <w:highlight w:val="red"/>
-        </w:rPr>
-        <w:t>πατά “</w:t>
-      </w:r>
-      <w:proofErr w:type="spellStart"/>
-      <w:r>
-        <w:rPr>
-          <w:rFonts w:ascii="Bahnschrift Light" w:hAnsi="Bahnschrift Light"/>
-          <w:strike/>
-          <w:sz w:val="24"/>
-          <w:szCs w:val="24"/>
-          <w:highlight w:val="red"/>
-        </w:rPr>
-        <w:t>Decline</w:t>
-      </w:r>
-      <w:proofErr w:type="spellEnd"/>
-      <w:r>
-        <w:rPr>
-          <w:rFonts w:ascii="Bahnschrift Light" w:hAnsi="Bahnschrift Light"/>
-          <w:strike/>
-          <w:sz w:val="24"/>
-          <w:szCs w:val="24"/>
-          <w:highlight w:val="red"/>
-        </w:rPr>
-        <w:t>” σε μία άλλη διαθέσιμη εργασία.</w:t>
-      </w:r>
-    </w:p>
-    <w:p>
-      <w:pPr>
-        <w:pStyle w:val="a6"/>
-        <w:numPr>
-          <w:ilvl w:val="0"/>
-          <w:numId w:val="11"/>
-        </w:numPr>
-        <w:spacing w:line="278" w:lineRule="auto"/>
-        <w:jc w:val="both"/>
-        <w:rPr>
-          <w:rFonts w:ascii="Bahnschrift Light" w:hAnsi="Bahnschrift Light"/>
-          <w:strike/>
-          <w:sz w:val="24"/>
-          <w:szCs w:val="24"/>
-          <w:highlight w:val="red"/>
-        </w:rPr>
-      </w:pPr>
-      <w:r>
-        <w:rPr>
-          <w:rFonts w:ascii="Bahnschrift Light" w:hAnsi="Bahnschrift Light"/>
-          <w:strike/>
-          <w:sz w:val="24"/>
-          <w:szCs w:val="24"/>
-          <w:highlight w:val="red"/>
-        </w:rPr>
-        <w:t xml:space="preserve">Η περίπτωση χρήσης </w:t>
-      </w:r>
-      <w:r>
-        <w:rPr>
-          <w:rFonts w:ascii="Bahnschrift Light" w:hAnsi="Bahnschrift Light"/>
-          <w:strike/>
-          <w:sz w:val="24"/>
-          <w:szCs w:val="24"/>
-          <w:highlight w:val="red"/>
-        </w:rPr>
-        <w:t xml:space="preserve">συνεχίζει </w:t>
-      </w:r>
-      <w:r>
-        <w:rPr>
-          <w:rFonts w:ascii="Bahnschrift Light" w:hAnsi="Bahnschrift Light"/>
-          <w:strike/>
-          <w:sz w:val="24"/>
-          <w:szCs w:val="24"/>
-          <w:highlight w:val="red"/>
-        </w:rPr>
-        <w:t xml:space="preserve">στο βήμα </w:t>
-      </w:r>
-      <w:r>
-        <w:rPr>
-          <w:rFonts w:ascii="Bahnschrift Light" w:hAnsi="Bahnschrift Light"/>
-          <w:strike/>
-          <w:sz w:val="24"/>
-          <w:szCs w:val="24"/>
-          <w:highlight w:val="red"/>
-        </w:rPr>
-        <w:t>6</w:t>
-      </w:r>
-      <w:r>
-        <w:rPr>
-          <w:rFonts w:ascii="Bahnschrift Light" w:hAnsi="Bahnschrift Light"/>
-          <w:strike/>
-          <w:sz w:val="24"/>
-          <w:szCs w:val="24"/>
-          <w:highlight w:val="red"/>
-        </w:rPr>
-        <w:t>.α.2.</w:t>
-      </w:r>
-      <w:r>
-        <w:rPr>
-          <w:rFonts w:ascii="Bahnschrift Light" w:hAnsi="Bahnschrift Light"/>
-          <w:strike/>
-          <w:sz w:val="24"/>
-          <w:szCs w:val="24"/>
-          <w:highlight w:val="red"/>
-        </w:rPr>
-        <w:t xml:space="preserve"> της </w:t>
-      </w:r>
-      <w:r>
-        <w:rPr>
-          <w:rFonts w:ascii="Bahnschrift Light" w:hAnsi="Bahnschrift Light"/>
-          <w:strike/>
-          <w:sz w:val="24"/>
-          <w:szCs w:val="24"/>
-          <w:highlight w:val="red"/>
-        </w:rPr>
-        <w:tab/>
-      </w:r>
-      <w:r>
-        <w:rPr>
-          <w:rFonts w:ascii="Bahnschrift Light" w:hAnsi="Bahnschrift Light"/>
-          <w:strike/>
-          <w:sz w:val="24"/>
-          <w:szCs w:val="24"/>
-          <w:highlight w:val="red"/>
-        </w:rPr>
-        <w:tab/>
-      </w:r>
-      <w:r>
-        <w:rPr>
-          <w:rFonts w:ascii="Bahnschrift Light" w:hAnsi="Bahnschrift Light"/>
-          <w:strike/>
-          <w:sz w:val="24"/>
-          <w:szCs w:val="24"/>
-          <w:highlight w:val="red"/>
-        </w:rPr>
-        <w:tab/>
-      </w:r>
-      <w:r>
-        <w:rPr>
-          <w:rFonts w:ascii="Bahnschrift Light" w:hAnsi="Bahnschrift Light"/>
-          <w:strike/>
-          <w:sz w:val="24"/>
-          <w:szCs w:val="24"/>
-          <w:highlight w:val="red"/>
-        </w:rPr>
-        <w:tab/>
-        <w:t>Εναλλακτικής Ροής 2.</w:t>
       </w:r>
     </w:p>
     <w:p>
@@ -1892,23 +1192,7 @@
           <w:sz w:val="24"/>
           <w:szCs w:val="24"/>
         </w:rPr>
-        <w:t xml:space="preserve">” στην </w:t>
-      </w:r>
-      <w:r>
-        <w:rPr>
-          <w:rFonts w:ascii="Bahnschrift Light" w:hAnsi="Bahnschrift Light"/>
-          <w:sz w:val="24"/>
-          <w:szCs w:val="24"/>
-        </w:rPr>
-        <w:t xml:space="preserve">Ανανεωμένη </w:t>
-      </w:r>
-      <w:r>
-        <w:rPr>
-          <w:rFonts w:ascii="Bahnschrift Light" w:hAnsi="Bahnschrift Light"/>
-          <w:sz w:val="24"/>
-          <w:szCs w:val="24"/>
-        </w:rPr>
-        <w:t>Οθόνη Αγγαρειών.</w:t>
+        <w:t>” στην Οθόνη Αγγαρειών.</w:t>
       </w:r>
     </w:p>
     <w:p>
@@ -2048,6 +1332,7 @@
           <w:szCs w:val="24"/>
           <w:u w:val="single"/>
         </w:rPr>
+        <w:lastRenderedPageBreak/>
         <w:t xml:space="preserve">Εναλλακτική Ροή </w:t>
       </w:r>
       <w:r>
@@ -2573,6 +1858,149 @@
     </w:p>
     <w:p>
       <w:pPr>
+        <w:spacing w:line="278" w:lineRule="auto"/>
+        <w:jc w:val="both"/>
+        <w:rPr>
+          <w:rFonts w:ascii="Bahnschrift Light" w:hAnsi="Bahnschrift Light"/>
+          <w:sz w:val="24"/>
+          <w:szCs w:val="24"/>
+        </w:rPr>
+      </w:pPr>
+    </w:p>
+    <w:p>
+      <w:pPr>
+        <w:spacing w:line="278" w:lineRule="auto"/>
+        <w:jc w:val="both"/>
+        <w:rPr>
+          <w:rFonts w:ascii="Bahnschrift Light" w:hAnsi="Bahnschrift Light"/>
+          <w:sz w:val="24"/>
+          <w:szCs w:val="24"/>
+        </w:rPr>
+      </w:pPr>
+    </w:p>
+    <w:p>
+      <w:pPr>
+        <w:spacing w:line="278" w:lineRule="auto"/>
+        <w:jc w:val="both"/>
+        <w:rPr>
+          <w:rFonts w:ascii="Bahnschrift Light" w:hAnsi="Bahnschrift Light"/>
+          <w:sz w:val="24"/>
+          <w:szCs w:val="24"/>
+        </w:rPr>
+      </w:pPr>
+    </w:p>
+    <w:p>
+      <w:pPr>
+        <w:spacing w:line="278" w:lineRule="auto"/>
+        <w:jc w:val="both"/>
+        <w:rPr>
+          <w:rFonts w:ascii="Bahnschrift Light" w:hAnsi="Bahnschrift Light"/>
+          <w:sz w:val="24"/>
+          <w:szCs w:val="24"/>
+        </w:rPr>
+      </w:pPr>
+    </w:p>
+    <w:p>
+      <w:pPr>
+        <w:spacing w:line="278" w:lineRule="auto"/>
+        <w:jc w:val="both"/>
+        <w:rPr>
+          <w:rFonts w:ascii="Bahnschrift Light" w:hAnsi="Bahnschrift Light"/>
+          <w:sz w:val="24"/>
+          <w:szCs w:val="24"/>
+        </w:rPr>
+      </w:pPr>
+    </w:p>
+    <w:p>
+      <w:pPr>
+        <w:spacing w:line="278" w:lineRule="auto"/>
+        <w:jc w:val="both"/>
+        <w:rPr>
+          <w:rFonts w:ascii="Bahnschrift Light" w:hAnsi="Bahnschrift Light"/>
+          <w:sz w:val="24"/>
+          <w:szCs w:val="24"/>
+        </w:rPr>
+      </w:pPr>
+    </w:p>
+    <w:p>
+      <w:pPr>
+        <w:spacing w:line="278" w:lineRule="auto"/>
+        <w:jc w:val="both"/>
+        <w:rPr>
+          <w:rFonts w:ascii="Bahnschrift Light" w:hAnsi="Bahnschrift Light"/>
+          <w:sz w:val="24"/>
+          <w:szCs w:val="24"/>
+        </w:rPr>
+      </w:pPr>
+    </w:p>
+    <w:p>
+      <w:pPr>
+        <w:spacing w:line="278" w:lineRule="auto"/>
+        <w:jc w:val="both"/>
+        <w:rPr>
+          <w:rFonts w:ascii="Bahnschrift Light" w:hAnsi="Bahnschrift Light"/>
+          <w:sz w:val="24"/>
+          <w:szCs w:val="24"/>
+        </w:rPr>
+      </w:pPr>
+    </w:p>
+    <w:p>
+      <w:pPr>
+        <w:spacing w:line="278" w:lineRule="auto"/>
+        <w:jc w:val="both"/>
+        <w:rPr>
+          <w:rFonts w:ascii="Bahnschrift Light" w:hAnsi="Bahnschrift Light"/>
+          <w:sz w:val="24"/>
+          <w:szCs w:val="24"/>
+        </w:rPr>
+      </w:pPr>
+    </w:p>
+    <w:p>
+      <w:pPr>
+        <w:spacing w:line="278" w:lineRule="auto"/>
+        <w:jc w:val="both"/>
+        <w:rPr>
+          <w:rFonts w:ascii="Bahnschrift Light" w:hAnsi="Bahnschrift Light"/>
+          <w:sz w:val="24"/>
+          <w:szCs w:val="24"/>
+        </w:rPr>
+      </w:pPr>
+    </w:p>
+    <w:p>
+      <w:pPr>
+        <w:spacing w:line="278" w:lineRule="auto"/>
+        <w:jc w:val="both"/>
+        <w:rPr>
+          <w:rFonts w:ascii="Bahnschrift Light" w:hAnsi="Bahnschrift Light"/>
+          <w:sz w:val="24"/>
+          <w:szCs w:val="24"/>
+        </w:rPr>
+      </w:pPr>
+    </w:p>
+    <w:p>
+      <w:pPr>
+        <w:spacing w:line="278" w:lineRule="auto"/>
+        <w:jc w:val="both"/>
+        <w:rPr>
+          <w:rFonts w:ascii="Bahnschrift Light" w:hAnsi="Bahnschrift Light"/>
+          <w:sz w:val="24"/>
+          <w:szCs w:val="24"/>
+        </w:rPr>
+      </w:pPr>
+    </w:p>
+    <w:p>
+      <w:pPr>
+        <w:spacing w:line="278" w:lineRule="auto"/>
+        <w:jc w:val="both"/>
+        <w:rPr>
+          <w:rFonts w:ascii="Bahnschrift Light" w:hAnsi="Bahnschrift Light"/>
+          <w:sz w:val="24"/>
+          <w:szCs w:val="24"/>
+        </w:rPr>
+      </w:pPr>
+    </w:p>
+    <w:p>
+      <w:pPr>
         <w:pBdr>
           <w:bottom w:val="single" w:sz="6" w:space="1" w:color="auto"/>
         </w:pBdr>
@@ -2592,6 +2020,7 @@
           <w:szCs w:val="24"/>
           <w:lang w:bidi="he-IL"/>
         </w:rPr>
+        <w:lastRenderedPageBreak/>
         <w:t>Use</w:t>
       </w:r>
       <w:proofErr w:type="spellEnd"/>
@@ -2738,23 +2167,13 @@
           <w:sz w:val="24"/>
           <w:szCs w:val="24"/>
         </w:rPr>
-        <w:t xml:space="preserve"> </w:t>
-      </w:r>
-      <w:r>
-        <w:rPr>
-          <w:rFonts w:ascii="Bahnschrift Light" w:hAnsi="Bahnschrift Light"/>
-          <w:sz w:val="24"/>
-          <w:szCs w:val="24"/>
-          <w:highlight w:val="red"/>
-        </w:rPr>
-        <w:t>τ</w:t>
-      </w:r>
-      <w:r>
-        <w:rPr>
-          <w:rFonts w:ascii="Bahnschrift Light" w:hAnsi="Bahnschrift Light"/>
-          <w:sz w:val="24"/>
-          <w:szCs w:val="24"/>
-          <w:highlight w:val="red"/>
+        <w:t xml:space="preserve"> τ</w:t>
+      </w:r>
+      <w:r>
+        <w:rPr>
+          <w:rFonts w:ascii="Bahnschrift Light" w:hAnsi="Bahnschrift Light"/>
+          <w:sz w:val="24"/>
+          <w:szCs w:val="24"/>
         </w:rPr>
         <w:t>α</w:t>
       </w:r>
@@ -2763,7 +2182,6 @@
           <w:rFonts w:ascii="Bahnschrift Light" w:hAnsi="Bahnschrift Light"/>
           <w:sz w:val="24"/>
           <w:szCs w:val="24"/>
-          <w:highlight w:val="red"/>
         </w:rPr>
         <w:t xml:space="preserve"> “</w:t>
       </w:r>
@@ -2772,7 +2190,6 @@
           <w:rFonts w:ascii="Bahnschrift Light" w:hAnsi="Bahnschrift Light"/>
           <w:sz w:val="24"/>
           <w:szCs w:val="24"/>
-          <w:highlight w:val="red"/>
         </w:rPr>
         <w:t>Πόντοι</w:t>
       </w:r>
@@ -2781,7 +2198,6 @@
           <w:rFonts w:ascii="Bahnschrift Light" w:hAnsi="Bahnschrift Light"/>
           <w:sz w:val="24"/>
           <w:szCs w:val="24"/>
-          <w:highlight w:val="red"/>
         </w:rPr>
         <w:t>”</w:t>
       </w:r>
@@ -2790,7 +2206,6 @@
           <w:rFonts w:ascii="Bahnschrift Light" w:hAnsi="Bahnschrift Light"/>
           <w:sz w:val="24"/>
           <w:szCs w:val="24"/>
-          <w:highlight w:val="red"/>
         </w:rPr>
         <w:t xml:space="preserve"> και “Προνόμιο”</w:t>
       </w:r>
@@ -2799,7 +2214,6 @@
           <w:rFonts w:ascii="Bahnschrift Light" w:hAnsi="Bahnschrift Light"/>
           <w:sz w:val="24"/>
           <w:szCs w:val="24"/>
-          <w:highlight w:val="red"/>
         </w:rPr>
         <w:t>.</w:t>
       </w:r>
@@ -2984,24 +2398,6 @@
       <w:r>
         <w:rPr>
           <w:rFonts w:ascii="Bahnschrift Light" w:hAnsi="Bahnschrift Light"/>
-          <w:strike/>
-          <w:sz w:val="24"/>
-          <w:szCs w:val="24"/>
-          <w:highlight w:val="red"/>
-        </w:rPr>
-        <w:t>της</w:t>
-      </w:r>
-      <w:r>
-        <w:rPr>
-          <w:rFonts w:ascii="Bahnschrift Light" w:hAnsi="Bahnschrift Light"/>
-          <w:sz w:val="24"/>
-          <w:szCs w:val="24"/>
-        </w:rPr>
-        <w:t xml:space="preserve"> </w:t>
-      </w:r>
-      <w:r>
-        <w:rPr>
-          <w:rFonts w:ascii="Bahnschrift Light" w:hAnsi="Bahnschrift Light"/>
           <w:sz w:val="24"/>
           <w:szCs w:val="24"/>
         </w:rPr>
@@ -3253,7 +2649,7 @@
           <w:sz w:val="24"/>
           <w:szCs w:val="24"/>
         </w:rPr>
-        <w:t>την Ανανεωμένη Οθόνη Προνομίων</w:t>
+        <w:t>την Οθόνη Προνομίων</w:t>
       </w:r>
       <w:r>
         <w:rPr>
@@ -3713,6 +3109,7 @@
           <w:szCs w:val="24"/>
           <w:lang w:bidi="he-IL"/>
         </w:rPr>
+        <w:lastRenderedPageBreak/>
         <w:t>Use</w:t>
       </w:r>
       <w:proofErr w:type="spellEnd"/>
@@ -4166,7 +3563,6 @@
           <w:rFonts w:ascii="Bahnschrift Light" w:hAnsi="Bahnschrift Light"/>
           <w:sz w:val="24"/>
           <w:szCs w:val="24"/>
-          <w:highlight w:val="red"/>
         </w:rPr>
         <w:t>(Επιβεβαίωσης)</w:t>
       </w:r>
@@ -4239,7 +3635,6 @@
           <w:rFonts w:ascii="Bahnschrift Light" w:hAnsi="Bahnschrift Light"/>
           <w:sz w:val="24"/>
           <w:szCs w:val="24"/>
-          <w:highlight w:val="red"/>
         </w:rPr>
         <w:t>(Επιβεβαίωσης)</w:t>
       </w:r>
@@ -4752,14 +4147,21 @@
           <w:sz w:val="24"/>
           <w:szCs w:val="24"/>
         </w:rPr>
-        <w:t xml:space="preserve"> στο Παράθυρο Προεπισκόπησης</w:t>
-      </w:r>
-      <w:r>
-        <w:rPr>
-          <w:rFonts w:ascii="Bahnschrift Light" w:hAnsi="Bahnschrift Light"/>
-          <w:sz w:val="24"/>
-          <w:szCs w:val="24"/>
-          <w:highlight w:val="red"/>
+        <w:t xml:space="preserve"> στο Παράθυρο </w:t>
+      </w:r>
+      <w:r>
+        <w:rPr>
+          <w:rFonts w:ascii="Bahnschrift Light" w:hAnsi="Bahnschrift Light"/>
+          <w:sz w:val="24"/>
+          <w:szCs w:val="24"/>
+        </w:rPr>
+        <w:t>Προεπισκόπησης</w:t>
+      </w:r>
+      <w:r>
+        <w:rPr>
+          <w:rFonts w:ascii="Bahnschrift Light" w:hAnsi="Bahnschrift Light"/>
+          <w:sz w:val="24"/>
+          <w:szCs w:val="24"/>
         </w:rPr>
         <w:t>(Επιβεβαίωσης)</w:t>
       </w:r>
@@ -4945,6 +4347,7 @@
           <w:szCs w:val="24"/>
           <w:u w:val="single"/>
         </w:rPr>
+        <w:lastRenderedPageBreak/>
         <w:t>Εναλλακτική Ροή 3:</w:t>
       </w:r>
     </w:p>
@@ -5288,14 +4691,21 @@
           <w:sz w:val="24"/>
           <w:szCs w:val="24"/>
         </w:rPr>
-        <w:t>Οθόνη Ακύρωσης Αγγελίας</w:t>
-      </w:r>
-      <w:r>
-        <w:rPr>
-          <w:rFonts w:ascii="Bahnschrift Light" w:hAnsi="Bahnschrift Light"/>
-          <w:sz w:val="24"/>
-          <w:szCs w:val="24"/>
-          <w:highlight w:val="red"/>
+        <w:t xml:space="preserve">Οθόνη Ακύρωσης </w:t>
+      </w:r>
+      <w:r>
+        <w:rPr>
+          <w:rFonts w:ascii="Bahnschrift Light" w:hAnsi="Bahnschrift Light"/>
+          <w:sz w:val="24"/>
+          <w:szCs w:val="24"/>
+        </w:rPr>
+        <w:t>Αγγελίας</w:t>
+      </w:r>
+      <w:r>
+        <w:rPr>
+          <w:rFonts w:ascii="Bahnschrift Light" w:hAnsi="Bahnschrift Light"/>
+          <w:sz w:val="24"/>
+          <w:szCs w:val="24"/>
         </w:rPr>
         <w:t>(Επιβεβαίωσης)</w:t>
       </w:r>
@@ -5368,14 +4778,21 @@
           <w:sz w:val="24"/>
           <w:szCs w:val="24"/>
         </w:rPr>
-        <w:t xml:space="preserve"> και εμφανίζει την Οθόνη Μηνύματος Ακύρωσης</w:t>
-      </w:r>
-      <w:r>
-        <w:rPr>
-          <w:rFonts w:ascii="Bahnschrift Light" w:hAnsi="Bahnschrift Light"/>
-          <w:sz w:val="24"/>
-          <w:szCs w:val="24"/>
-          <w:highlight w:val="red"/>
+        <w:t xml:space="preserve"> και εμφανίζει την Οθόνη Μηνύματος </w:t>
+      </w:r>
+      <w:r>
+        <w:rPr>
+          <w:rFonts w:ascii="Bahnschrift Light" w:hAnsi="Bahnschrift Light"/>
+          <w:sz w:val="24"/>
+          <w:szCs w:val="24"/>
+        </w:rPr>
+        <w:t>Ακύρωσης</w:t>
+      </w:r>
+      <w:r>
+        <w:rPr>
+          <w:rFonts w:ascii="Bahnschrift Light" w:hAnsi="Bahnschrift Light"/>
+          <w:sz w:val="24"/>
+          <w:szCs w:val="24"/>
         </w:rPr>
         <w:t>(Επιτυχίας)</w:t>
       </w:r>
@@ -5418,6 +4835,17 @@
         </w:rPr>
         <w:t>.</w:t>
       </w:r>
+    </w:p>
+    <w:p>
+      <w:pPr>
+        <w:jc w:val="both"/>
+        <w:rPr>
+          <w:rFonts w:ascii="Bahnschrift Light" w:hAnsi="Bahnschrift Light"/>
+          <w:sz w:val="24"/>
+          <w:szCs w:val="24"/>
+          <w:u w:val="single"/>
+        </w:rPr>
+      </w:pPr>
     </w:p>
     <w:p>
       <w:pPr>
